--- a/resources/dist/mapmaker/sheets/we-the-people-1787-1791-teacher-notes-en.docx
+++ b/resources/dist/mapmaker/sheets/we-the-people-1787-1791-teacher-notes-en.docx
@@ -45,7 +45,7 @@
         </w:rPr>
         <w:t xml:space="preserve">Map: </w:t>
       </w:r>
-      <w:hyperlink w:history="1" r:id="rIdqwznssxyeqzzybfvu0xif">
+      <w:hyperlink w:history="1" r:id="rIdu2fotqssh_9ltw-afjlje">
         <w:r>
           <w:rPr>
             <w:color w:val="0A4FA8"/>
@@ -307,7 +307,7 @@
         </w:numPr>
         <w:spacing w:after="60"/>
       </w:pPr>
-      <w:hyperlink w:history="1" r:id="rIddf_xkn_l0kv3kfdwyagd1">
+      <w:hyperlink w:history="1" r:id="rIdowhb9l7fafixyks37psdg">
         <w:r>
           <w:rPr>
             <w:color w:val="0A4FA8"/>
@@ -329,7 +329,7 @@
         </w:numPr>
         <w:spacing w:after="60"/>
       </w:pPr>
-      <w:hyperlink w:history="1" r:id="rIdd7xz0wdhjzjesqbfn7dip">
+      <w:hyperlink w:history="1" r:id="rIdms_9w55hy13xdagol6scp">
         <w:r>
           <w:rPr>
             <w:color w:val="0A4FA8"/>
@@ -351,7 +351,7 @@
         </w:numPr>
         <w:spacing w:after="60"/>
       </w:pPr>
-      <w:hyperlink w:history="1" r:id="rIdafh6d3nlvxzxnzu4nlnzv">
+      <w:hyperlink w:history="1" r:id="rIdw1pc1tlydv-r_zewwqmeb">
         <w:r>
           <w:rPr>
             <w:color w:val="0A4FA8"/>

--- a/resources/dist/mapmaker/sheets/we-the-people-1787-1791-teacher-notes-en.docx
+++ b/resources/dist/mapmaker/sheets/we-the-people-1787-1791-teacher-notes-en.docx
@@ -45,7 +45,7 @@
         </w:rPr>
         <w:t xml:space="preserve">Map: </w:t>
       </w:r>
-      <w:hyperlink w:history="1" r:id="rIdu2fotqssh_9ltw-afjlje">
+      <w:hyperlink w:history="1" r:id="rIda3xseclkmj56qwl9xdsj4">
         <w:r>
           <w:rPr>
             <w:color w:val="0A4FA8"/>
@@ -307,7 +307,7 @@
         </w:numPr>
         <w:spacing w:after="60"/>
       </w:pPr>
-      <w:hyperlink w:history="1" r:id="rIdowhb9l7fafixyks37psdg">
+      <w:hyperlink w:history="1" r:id="rIdgbldpyszplgbsb9bmmv6y">
         <w:r>
           <w:rPr>
             <w:color w:val="0A4FA8"/>
@@ -329,7 +329,7 @@
         </w:numPr>
         <w:spacing w:after="60"/>
       </w:pPr>
-      <w:hyperlink w:history="1" r:id="rIdms_9w55hy13xdagol6scp">
+      <w:hyperlink w:history="1" r:id="rIdwluhvhrod3kdpz_lmwd1a">
         <w:r>
           <w:rPr>
             <w:color w:val="0A4FA8"/>
@@ -351,7 +351,7 @@
         </w:numPr>
         <w:spacing w:after="60"/>
       </w:pPr>
-      <w:hyperlink w:history="1" r:id="rIdw1pc1tlydv-r_zewwqmeb">
+      <w:hyperlink w:history="1" r:id="rIdvjo6luwmmkmbmlomckczf">
         <w:r>
           <w:rPr>
             <w:color w:val="0A4FA8"/>

--- a/resources/dist/mapmaker/sheets/we-the-people-1787-1791-teacher-notes-en.docx
+++ b/resources/dist/mapmaker/sheets/we-the-people-1787-1791-teacher-notes-en.docx
@@ -45,7 +45,7 @@
         </w:rPr>
         <w:t xml:space="preserve">Map: </w:t>
       </w:r>
-      <w:hyperlink w:history="1" r:id="rIda3xseclkmj56qwl9xdsj4">
+      <w:hyperlink w:history="1" r:id="rIdkjout3t9jbjjf23crbnis">
         <w:r>
           <w:rPr>
             <w:color w:val="0A4FA8"/>
@@ -307,7 +307,7 @@
         </w:numPr>
         <w:spacing w:after="60"/>
       </w:pPr>
-      <w:hyperlink w:history="1" r:id="rIdgbldpyszplgbsb9bmmv6y">
+      <w:hyperlink w:history="1" r:id="rIdbyj0ricy3kruxrmtectwc">
         <w:r>
           <w:rPr>
             <w:color w:val="0A4FA8"/>
@@ -329,7 +329,7 @@
         </w:numPr>
         <w:spacing w:after="60"/>
       </w:pPr>
-      <w:hyperlink w:history="1" r:id="rIdwluhvhrod3kdpz_lmwd1a">
+      <w:hyperlink w:history="1" r:id="rIdng6xwzvao8ml0mkd98s6w">
         <w:r>
           <w:rPr>
             <w:color w:val="0A4FA8"/>
@@ -351,7 +351,7 @@
         </w:numPr>
         <w:spacing w:after="60"/>
       </w:pPr>
-      <w:hyperlink w:history="1" r:id="rIdvjo6luwmmkmbmlomckczf">
+      <w:hyperlink w:history="1" r:id="rIdikjbdtp39_5xu0q3ijrsn">
         <w:r>
           <w:rPr>
             <w:color w:val="0A4FA8"/>
@@ -6129,7 +6129,7 @@
       <w:pStyle w:val="Credits"/>
     </w:pPr>
     <w:r>
-      <w:t xml:space="preserve">Teacher notes: We the People: Representation and Ratification, 1787–1791, 0.6.0. For teachers.</w:t>
+      <w:t xml:space="preserve">Teacher notes: We the People: Representation and Ratification, 1787–1791, 0.6.1. For teachers.</w:t>
     </w:r>
   </w:p>
 </w:ftr>

--- a/resources/dist/mapmaker/sheets/we-the-people-1787-1791-teacher-notes-en.docx
+++ b/resources/dist/mapmaker/sheets/we-the-people-1787-1791-teacher-notes-en.docx
@@ -45,7 +45,7 @@
         </w:rPr>
         <w:t xml:space="preserve">Map: </w:t>
       </w:r>
-      <w:hyperlink w:history="1" r:id="rIdkjout3t9jbjjf23crbnis">
+      <w:hyperlink w:history="1" r:id="rIdirqpcxuvkivc4wadnletr">
         <w:r>
           <w:rPr>
             <w:color w:val="0A4FA8"/>
@@ -307,7 +307,7 @@
         </w:numPr>
         <w:spacing w:after="60"/>
       </w:pPr>
-      <w:hyperlink w:history="1" r:id="rIdbyj0ricy3kruxrmtectwc">
+      <w:hyperlink w:history="1" r:id="rId34iwnrvqvqy3nyegdjoqf">
         <w:r>
           <w:rPr>
             <w:color w:val="0A4FA8"/>
@@ -329,7 +329,7 @@
         </w:numPr>
         <w:spacing w:after="60"/>
       </w:pPr>
-      <w:hyperlink w:history="1" r:id="rIdng6xwzvao8ml0mkd98s6w">
+      <w:hyperlink w:history="1" r:id="rIdsrk_s6e4ct2xq5se4vk-i">
         <w:r>
           <w:rPr>
             <w:color w:val="0A4FA8"/>
@@ -351,7 +351,7 @@
         </w:numPr>
         <w:spacing w:after="60"/>
       </w:pPr>
-      <w:hyperlink w:history="1" r:id="rIdikjbdtp39_5xu0q3ijrsn">
+      <w:hyperlink w:history="1" r:id="rId7jme_i16o6qac0xpvwbud">
         <w:r>
           <w:rPr>
             <w:color w:val="0A4FA8"/>

--- a/resources/dist/mapmaker/sheets/we-the-people-1787-1791-teacher-notes-en.docx
+++ b/resources/dist/mapmaker/sheets/we-the-people-1787-1791-teacher-notes-en.docx
@@ -45,7 +45,7 @@
         </w:rPr>
         <w:t xml:space="preserve">Map: </w:t>
       </w:r>
-      <w:hyperlink w:history="1" r:id="rIdirqpcxuvkivc4wadnletr">
+      <w:hyperlink w:history="1" r:id="rIda5lihqllbhktpz4mdmwxq">
         <w:r>
           <w:rPr>
             <w:color w:val="0A4FA8"/>
@@ -205,7 +205,7 @@
         <w:t xml:space="preserve">About this map: </w:t>
       </w:r>
       <w:r>
-        <w:t xml:space="preserve">When the map opens, only the 1790 population layer is on; students turn on House seats in 1793, House seats today and Ratifying the Constitution as the questions ask. The basemap has no place names, so students click a state to see its name.</w:t>
+        <w:t xml:space="preserve">When the map opens, only the 1790 population layer is on; students turn on House seats in 1793 and Ratifying the Constitution as the questions ask, and House seats today for the stretch. The basemap has no place names, so students click a state to see its name.</w:t>
       </w:r>
     </w:p>
     <w:p>
@@ -249,7 +249,7 @@
         <w:ind w:left="540" w:hanging="360"/>
       </w:pPr>
       <w:r>
-        <w:t xml:space="preserve">3.	The closest ratification votes were in some of the biggest states, and North Carolina voted twice. What does the map suggest might have happened if one or two of those votes had gone the other way?</w:t>
+        <w:t xml:space="preserve">3.	Some ratification votes were very close, and North Carolina voted twice. What does the map suggest might have happened if one or two of those votes had gone the other way?</w:t>
       </w:r>
     </w:p>
     <w:p>
@@ -307,7 +307,7 @@
         </w:numPr>
         <w:spacing w:after="60"/>
       </w:pPr>
-      <w:hyperlink w:history="1" r:id="rId34iwnrvqvqy3nyegdjoqf">
+      <w:hyperlink w:history="1" r:id="rIdll75r_kfredq-dd9dg_gc">
         <w:r>
           <w:rPr>
             <w:color w:val="0A4FA8"/>
@@ -329,7 +329,7 @@
         </w:numPr>
         <w:spacing w:after="60"/>
       </w:pPr>
-      <w:hyperlink w:history="1" r:id="rIdsrk_s6e4ct2xq5se4vk-i">
+      <w:hyperlink w:history="1" r:id="rIdhylk8arkxcsqifep_cjua">
         <w:r>
           <w:rPr>
             <w:color w:val="0A4FA8"/>
@@ -351,7 +351,7 @@
         </w:numPr>
         <w:spacing w:after="60"/>
       </w:pPr>
-      <w:hyperlink w:history="1" r:id="rId7jme_i16o6qac0xpvwbud">
+      <w:hyperlink w:history="1" r:id="rIdjj1_1q95mkchfqtcocvj_">
         <w:r>
           <w:rPr>
             <w:color w:val="0A4FA8"/>
@@ -1398,7 +1398,7 @@
         <w:ind w:left="900" w:hanging="360"/>
       </w:pPr>
       <w:r>
-        <w:t xml:space="preserve">1.	Click Virginia's pie and read the last two lines of the pop-up.</w:t>
+        <w:t xml:space="preserve">1.	Click Virginia's pie and read its seats in 1793, then the last two lines of the pop-up.</w:t>
       </w:r>
     </w:p>
     <w:p>
@@ -1407,7 +1407,7 @@
         <w:ind w:left="900" w:hanging="360"/>
       </w:pPr>
       <w:r>
-        <w:t xml:space="preserve">2.	Click South Carolina's pie and read the same two lines.</w:t>
+        <w:t xml:space="preserve">2.	Click South Carolina's pie and read the same three numbers.</w:t>
       </w:r>
     </w:p>
     <w:p>
@@ -1425,7 +1425,7 @@
         <w:ind w:left="900" w:hanging="360"/>
       </w:pPr>
       <w:r>
-        <w:t xml:space="preserve">4.	Click two more states and compare those two lines with the actual seats.</w:t>
+        <w:t xml:space="preserve">4.	Click two more states and compare the same three numbers.</w:t>
       </w:r>
     </w:p>
     <w:p>
@@ -1434,7 +1434,7 @@
         <w:ind w:left="900" w:hanging="360"/>
       </w:pPr>
       <w:r>
-        <w:t xml:space="preserve">5.	Ask: which states gained seats by counting people who could not vote?</w:t>
+        <w:t xml:space="preserve">5.	Ask: which states gained seats by counting enslaved people, who could not vote?</w:t>
       </w:r>
     </w:p>
     <w:p>
@@ -1466,7 +1466,7 @@
         <w:t xml:space="preserve">Accept answers that: </w:t>
       </w:r>
       <w:r>
-        <w:t xml:space="preserve">A good answer gives Virginia 19 and 13 (fill-in) and South Carolina 6 and 4, names at least Virginia, North Carolina, Maryland and South Carolina as states that gained seats, and says that enslaved people were counted for seats but could not vote, so the gain went to the slaveholding states. The seven states gained 15 seats in all (105 instead of 90), Virginia alone 6.</w:t>
+        <w:t xml:space="preserve">A good answer gives Virginia 19, 22 and 13 (fill-in) and South Carolina 6, 7 and 4, names at least Virginia, North Carolina, Maryland and South Carolina as states that gained seats, and says that enslaved people were counted for seats but could not vote, so the gain went to the slaveholding states. The seven states gained 15 seats in all (105 instead of 90), Virginia alone 6.</w:t>
       </w:r>
     </w:p>
     <w:p>
@@ -3189,7 +3189,7 @@
                 <w:sz w:val="20"/>
                 <w:szCs w:val="20"/>
               </w:rPr>
-              <w:t xml:space="preserve">December 31, 1787</w:t>
+              <w:t xml:space="preserve">December 31, 1787 (deeds of ratification adopted January 2, 1788; accept either)</w:t>
             </w:r>
           </w:p>
         </w:tc>
@@ -5313,7 +5313,7 @@
         <w:ind w:left="360"/>
       </w:pPr>
       <w:r>
-        <w:t xml:space="preserve">The Constitution balanced large and small states by giving each state House seats by population but the same two senators, and it came very close to being rejected in some of the biggest states. In the House seats in 1793 layer, the label and the darkest legend class show Virginia with 19 seats, the most, while the palest class shows Delaware with only 1, yet the pop-up for each says plus 2 senators, like every state. That suited the large states in the House and protected the small ones in the Senate. The Virginia pop-up also shows the three-fifths clause at work: 19 seats, but only 13 if enslaved people had not been counted, so slaveholding states gained seats for people who could not vote. In the Ratifying the Constitution layer, the vote line of the pop-ups shows how close it was: Rhode Island 34 to 32 on May 29, 1790, New York 30 to 27 on July 26, 1788, and Massachusetts 187 to 168 on February 6, 1788. North Carolina even has two pies, because its first convention at Hillsborough in 1788 did not ratify and a second one did in November 1789. The pattern is that a small state like Delaware ratified first and unanimously, 30 to 0 on December 7, 1787, while the closest votes came in big states, so the balance held, but only just.</w:t>
+        <w:t xml:space="preserve">The Constitution balanced large and small states by giving each state House seats by population but the same two senators, and it came very close to being rejected in small Rhode Island and in big New York and Massachusetts. In the House seats in 1793 layer, the label and the darkest legend class show Virginia with 19 seats, the most, while the palest class shows Delaware with only 1, yet the pop-up for each says plus 2 senators, like every state. That suited the large states in the House and protected the small ones in the Senate. The Virginia pop-up also shows the three-fifths clause at work: 19 seats, but only 13 if enslaved people had not been counted, so slaveholding states gained seats for enslaved people, who could not vote. In the Ratifying the Constitution layer, the vote line of the pop-ups shows how close it was: Rhode Island 34 to 32 on May 29, 1790, New York 30 to 27 on July 26, 1788, and Massachusetts 187 to 168 on February 6, 1788. North Carolina even has two pies, because its first convention at Hillsborough in 1788 did not ratify and a second one did in November 1789. The pattern is that a small state like Delaware ratified first and unanimously, 30 to 0 on December 7, 1787, while the closest votes came in the smallest state, Rhode Island, and in two of the biggest, New York and Massachusetts, so the balance held, but only just.</w:t>
       </w:r>
     </w:p>
     <w:p>
@@ -6129,7 +6129,7 @@
       <w:pStyle w:val="Credits"/>
     </w:pPr>
     <w:r>
-      <w:t xml:space="preserve">Teacher notes: We the People: Representation and Ratification, 1787–1791, 0.6.1. For teachers.</w:t>
+      <w:t xml:space="preserve">Teacher notes: We the People: Representation and Ratification, 1787–1791, 0.7.0. For teachers.</w:t>
     </w:r>
   </w:p>
 </w:ftr>

--- a/resources/dist/mapmaker/sheets/we-the-people-1787-1791-teacher-notes-en.docx
+++ b/resources/dist/mapmaker/sheets/we-the-people-1787-1791-teacher-notes-en.docx
@@ -45,7 +45,7 @@
         </w:rPr>
         <w:t xml:space="preserve">Map: </w:t>
       </w:r>
-      <w:hyperlink w:history="1" r:id="rIda5lihqllbhktpz4mdmwxq">
+      <w:hyperlink w:history="1" r:id="rIdzsu85raomt8zqeefcehhx">
         <w:r>
           <w:rPr>
             <w:color w:val="0A4FA8"/>
@@ -307,7 +307,7 @@
         </w:numPr>
         <w:spacing w:after="60"/>
       </w:pPr>
-      <w:hyperlink w:history="1" r:id="rIdll75r_kfredq-dd9dg_gc">
+      <w:hyperlink w:history="1" r:id="rId2duyytb5hspk6evxku5tf">
         <w:r>
           <w:rPr>
             <w:color w:val="0A4FA8"/>
@@ -329,7 +329,7 @@
         </w:numPr>
         <w:spacing w:after="60"/>
       </w:pPr>
-      <w:hyperlink w:history="1" r:id="rIdhylk8arkxcsqifep_cjua">
+      <w:hyperlink w:history="1" r:id="rIdoxicdfaw86cm2jb0dvjze">
         <w:r>
           <w:rPr>
             <w:color w:val="0A4FA8"/>
@@ -351,7 +351,7 @@
         </w:numPr>
         <w:spacing w:after="60"/>
       </w:pPr>
-      <w:hyperlink w:history="1" r:id="rIdjj1_1q95mkchfqtcocvj_">
+      <w:hyperlink w:history="1" r:id="rId-hjloev2smeih9w5jq4yc">
         <w:r>
           <w:rPr>
             <w:color w:val="0A4FA8"/>
@@ -6129,7 +6129,7 @@
       <w:pStyle w:val="Credits"/>
     </w:pPr>
     <w:r>
-      <w:t xml:space="preserve">Teacher notes: We the People: Representation and Ratification, 1787–1791, 0.7.0. For teachers.</w:t>
+      <w:t xml:space="preserve">Teacher notes: We the People: Representation and Ratification, 1787–1791, 0.7.1. For teachers.</w:t>
     </w:r>
   </w:p>
 </w:ftr>

--- a/resources/dist/mapmaker/sheets/we-the-people-1787-1791-teacher-notes-en.docx
+++ b/resources/dist/mapmaker/sheets/we-the-people-1787-1791-teacher-notes-en.docx
@@ -45,7 +45,7 @@
         </w:rPr>
         <w:t xml:space="preserve">Map: </w:t>
       </w:r>
-      <w:hyperlink w:history="1" r:id="rIdzsu85raomt8zqeefcehhx">
+      <w:hyperlink w:history="1" r:id="rIdee9zkniq9vyvnrntajjat">
         <w:r>
           <w:rPr>
             <w:color w:val="0A4FA8"/>
@@ -307,7 +307,7 @@
         </w:numPr>
         <w:spacing w:after="60"/>
       </w:pPr>
-      <w:hyperlink w:history="1" r:id="rId2duyytb5hspk6evxku5tf">
+      <w:hyperlink w:history="1" r:id="rIdtmehyev3wmjgs7i7tgwsj">
         <w:r>
           <w:rPr>
             <w:color w:val="0A4FA8"/>
@@ -329,7 +329,7 @@
         </w:numPr>
         <w:spacing w:after="60"/>
       </w:pPr>
-      <w:hyperlink w:history="1" r:id="rIdoxicdfaw86cm2jb0dvjze">
+      <w:hyperlink w:history="1" r:id="rIdd51fw2fiqqhzq9tmtijno">
         <w:r>
           <w:rPr>
             <w:color w:val="0A4FA8"/>
@@ -351,7 +351,7 @@
         </w:numPr>
         <w:spacing w:after="60"/>
       </w:pPr>
-      <w:hyperlink w:history="1" r:id="rId-hjloev2smeih9w5jq4yc">
+      <w:hyperlink w:history="1" r:id="rIdiemmbfyoxbdtt61fbriyk">
         <w:r>
           <w:rPr>
             <w:color w:val="0A4FA8"/>

--- a/resources/dist/mapmaker/sheets/we-the-people-1787-1791-teacher-notes-en.docx
+++ b/resources/dist/mapmaker/sheets/we-the-people-1787-1791-teacher-notes-en.docx
@@ -45,7 +45,7 @@
         </w:rPr>
         <w:t xml:space="preserve">Map: </w:t>
       </w:r>
-      <w:hyperlink w:history="1" r:id="rIdee9zkniq9vyvnrntajjat">
+      <w:hyperlink w:history="1" r:id="rIdre5rcklhttbxqrbdpehup">
         <w:r>
           <w:rPr>
             <w:color w:val="0A4FA8"/>
@@ -307,7 +307,7 @@
         </w:numPr>
         <w:spacing w:after="60"/>
       </w:pPr>
-      <w:hyperlink w:history="1" r:id="rIdtmehyev3wmjgs7i7tgwsj">
+      <w:hyperlink w:history="1" r:id="rIdeg-0tfhpoys5o9c1dcgcf">
         <w:r>
           <w:rPr>
             <w:color w:val="0A4FA8"/>
@@ -329,7 +329,7 @@
         </w:numPr>
         <w:spacing w:after="60"/>
       </w:pPr>
-      <w:hyperlink w:history="1" r:id="rIdd51fw2fiqqhzq9tmtijno">
+      <w:hyperlink w:history="1" r:id="rId8cdoydtvf_zvrjbvdmx7u">
         <w:r>
           <w:rPr>
             <w:color w:val="0A4FA8"/>
@@ -351,7 +351,7 @@
         </w:numPr>
         <w:spacing w:after="60"/>
       </w:pPr>
-      <w:hyperlink w:history="1" r:id="rIdiemmbfyoxbdtt61fbriyk">
+      <w:hyperlink w:history="1" r:id="rIdk4mgpm5ii_33tb_exvore">
         <w:r>
           <w:rPr>
             <w:color w:val="0A4FA8"/>

--- a/resources/dist/mapmaker/sheets/we-the-people-1787-1791-teacher-notes-en.docx
+++ b/resources/dist/mapmaker/sheets/we-the-people-1787-1791-teacher-notes-en.docx
@@ -45,7 +45,7 @@
         </w:rPr>
         <w:t xml:space="preserve">Map: </w:t>
       </w:r>
-      <w:hyperlink w:history="1" r:id="rIdre5rcklhttbxqrbdpehup">
+      <w:hyperlink w:history="1" r:id="rIdocgi5spa7-q6g6wvj18ur">
         <w:r>
           <w:rPr>
             <w:color w:val="0A4FA8"/>
@@ -307,7 +307,7 @@
         </w:numPr>
         <w:spacing w:after="60"/>
       </w:pPr>
-      <w:hyperlink w:history="1" r:id="rIdeg-0tfhpoys5o9c1dcgcf">
+      <w:hyperlink w:history="1" r:id="rIdhzjja4ddzqhd5sjcrjjwt">
         <w:r>
           <w:rPr>
             <w:color w:val="0A4FA8"/>
@@ -329,7 +329,7 @@
         </w:numPr>
         <w:spacing w:after="60"/>
       </w:pPr>
-      <w:hyperlink w:history="1" r:id="rId8cdoydtvf_zvrjbvdmx7u">
+      <w:hyperlink w:history="1" r:id="rIdltgufez2su0ul8hbk9zlo">
         <w:r>
           <w:rPr>
             <w:color w:val="0A4FA8"/>
@@ -351,7 +351,7 @@
         </w:numPr>
         <w:spacing w:after="60"/>
       </w:pPr>
-      <w:hyperlink w:history="1" r:id="rIdk4mgpm5ii_33tb_exvore">
+      <w:hyperlink w:history="1" r:id="rIdvpo7jnixtjwmh85ugog0i">
         <w:r>
           <w:rPr>
             <w:color w:val="0A4FA8"/>
